--- a/LayCAT_紹介ページ.docx
+++ b/LayCAT_紹介ページ.docx
@@ -4,18 +4,18 @@
   <w:body>
     <w:tbl>
       <w:tblPr>
-        <w:tblW w:type="pct" w:w="100%"/>
+        <w:tblW w:type="dxa" w:w="11440"/>
         <w:tblBorders>
-          <w:top w:val="none" w:color="111116" w:sz="0"/>
-          <w:left w:val="none" w:color="111116" w:sz="0"/>
-          <w:bottom w:val="none" w:color="111116" w:sz="0"/>
-          <w:right w:val="none" w:color="111116" w:sz="0"/>
-          <w:insideH w:val="none" w:color="111116" w:sz="0"/>
-          <w:insideV w:val="none" w:color="111116" w:sz="0"/>
+          <w:top w:val="none" w:color="FFFFFF" w:sz="0"/>
+          <w:left w:val="none" w:color="FFFFFF" w:sz="0"/>
+          <w:bottom w:val="none" w:color="FFFFFF" w:sz="0"/>
+          <w:right w:val="none" w:color="FFFFFF" w:sz="0"/>
+          <w:insideH w:val="none" w:color="FFFFFF" w:sz="0"/>
+          <w:insideV w:val="none" w:color="FFFFFF" w:sz="0"/>
         </w:tblBorders>
       </w:tblPr>
       <w:tblGrid>
-        <w:gridCol w:w="100"/>
+        <w:gridCol w:w="11440"/>
       </w:tblGrid>
       <w:tr>
         <w:trPr>
@@ -23,6 +23,13 @@
         </w:trPr>
         <w:tc>
           <w:tcPr>
+            <w:tcW w:type="dxa" w:w="11440"/>
+            <w:tcBorders>
+              <w:top w:val="none" w:color="FFFFFF" w:sz="0"/>
+              <w:left w:val="none" w:color="FFFFFF" w:sz="0"/>
+              <w:bottom w:val="none" w:color="FFFFFF" w:sz="0"/>
+              <w:right w:val="none" w:color="FFFFFF" w:sz="0"/>
+            </w:tcBorders>
             <w:shd w:fill="111116" w:color="auto" w:val="clear"/>
             <w:tcMar>
               <w:top w:type="dxa" w:w="400"/>
@@ -179,31 +186,31 @@
     </w:p>
     <w:tbl>
       <w:tblPr>
-        <w:tblW w:type="pct" w:w="100%"/>
+        <w:tblW w:type="dxa" w:w="11440"/>
         <w:tblBorders>
-          <w:top w:val="none"/>
-          <w:left w:val="none"/>
-          <w:bottom w:val="none"/>
-          <w:right w:val="none"/>
-          <w:insideH w:val="none"/>
-          <w:insideV w:val="single" w:color="FFFFFF" w:sz="16"/>
+          <w:top w:val="none" w:color="FFFFFF" w:sz="0"/>
+          <w:left w:val="none" w:color="FFFFFF" w:sz="0"/>
+          <w:bottom w:val="none" w:color="FFFFFF" w:sz="0"/>
+          <w:right w:val="none" w:color="FFFFFF" w:sz="0"/>
+          <w:insideH w:val="none" w:color="FFFFFF" w:sz="0"/>
+          <w:insideV w:val="none" w:color="FFFFFF" w:sz="0"/>
         </w:tblBorders>
       </w:tblPr>
       <w:tblGrid>
-        <w:gridCol w:w="2500"/>
-        <w:gridCol w:w="2500"/>
-        <w:gridCol w:w="2500"/>
-        <w:gridCol w:w="2500"/>
+        <w:gridCol w:w="2860"/>
+        <w:gridCol w:w="2860"/>
+        <w:gridCol w:w="2860"/>
+        <w:gridCol w:w="2860"/>
       </w:tblGrid>
       <w:tr>
         <w:tc>
           <w:tcPr>
-            <w:tcW w:type="pct" w:w="25%"/>
+            <w:tcW w:type="dxa" w:w="2860"/>
             <w:tcBorders>
-              <w:top w:val="none"/>
-              <w:left w:val="none"/>
-              <w:bottom w:val="none"/>
-              <w:right w:val="none"/>
+              <w:top w:val="single" w:color="FFFFFF" w:sz="24"/>
+              <w:left w:val="single" w:color="FFFFFF" w:sz="24"/>
+              <w:bottom w:val="single" w:color="FFFFFF" w:sz="24"/>
+              <w:right w:val="single" w:color="FFFFFF" w:sz="24"/>
             </w:tcBorders>
             <w:shd w:fill="F5F5F8" w:color="auto" w:val="clear"/>
             <w:tcMar>
@@ -270,12 +277,12 @@
         </w:tc>
         <w:tc>
           <w:tcPr>
-            <w:tcW w:type="pct" w:w="25%"/>
+            <w:tcW w:type="dxa" w:w="2860"/>
             <w:tcBorders>
-              <w:top w:val="none"/>
-              <w:left w:val="none"/>
-              <w:bottom w:val="none"/>
-              <w:right w:val="none"/>
+              <w:top w:val="single" w:color="FFFFFF" w:sz="24"/>
+              <w:left w:val="single" w:color="FFFFFF" w:sz="24"/>
+              <w:bottom w:val="single" w:color="FFFFFF" w:sz="24"/>
+              <w:right w:val="single" w:color="FFFFFF" w:sz="24"/>
             </w:tcBorders>
             <w:shd w:fill="F5F5F8" w:color="auto" w:val="clear"/>
             <w:tcMar>
@@ -342,12 +349,12 @@
         </w:tc>
         <w:tc>
           <w:tcPr>
-            <w:tcW w:type="pct" w:w="25%"/>
+            <w:tcW w:type="dxa" w:w="2860"/>
             <w:tcBorders>
-              <w:top w:val="none"/>
-              <w:left w:val="none"/>
-              <w:bottom w:val="none"/>
-              <w:right w:val="none"/>
+              <w:top w:val="single" w:color="FFFFFF" w:sz="24"/>
+              <w:left w:val="single" w:color="FFFFFF" w:sz="24"/>
+              <w:bottom w:val="single" w:color="FFFFFF" w:sz="24"/>
+              <w:right w:val="single" w:color="FFFFFF" w:sz="24"/>
             </w:tcBorders>
             <w:shd w:fill="F5F5F8" w:color="auto" w:val="clear"/>
             <w:tcMar>
@@ -414,12 +421,12 @@
         </w:tc>
         <w:tc>
           <w:tcPr>
-            <w:tcW w:type="pct" w:w="25%"/>
+            <w:tcW w:type="dxa" w:w="2860"/>
             <w:tcBorders>
-              <w:top w:val="none"/>
-              <w:left w:val="none"/>
-              <w:bottom w:val="none"/>
-              <w:right w:val="none"/>
+              <w:top w:val="single" w:color="FFFFFF" w:sz="24"/>
+              <w:left w:val="single" w:color="FFFFFF" w:sz="24"/>
+              <w:bottom w:val="single" w:color="FFFFFF" w:sz="24"/>
+              <w:right w:val="single" w:color="FFFFFF" w:sz="24"/>
             </w:tcBorders>
             <w:shd w:fill="F5F5F8" w:color="auto" w:val="clear"/>
             <w:tcMar>
@@ -493,18 +500,18 @@
     </w:p>
     <w:tbl>
       <w:tblPr>
-        <w:tblW w:type="pct" w:w="100%"/>
+        <w:tblW w:type="dxa" w:w="11440"/>
         <w:tblBorders>
-          <w:top w:val="none" w:color="A56BF0" w:sz="0"/>
-          <w:left w:val="none" w:color="A56BF0" w:sz="0"/>
-          <w:bottom w:val="none" w:color="A56BF0" w:sz="0"/>
-          <w:right w:val="none" w:color="A56BF0" w:sz="0"/>
-          <w:insideH w:val="none" w:color="A56BF0" w:sz="0"/>
-          <w:insideV w:val="none" w:color="A56BF0" w:sz="0"/>
+          <w:top w:val="none" w:color="FFFFFF" w:sz="0"/>
+          <w:left w:val="none" w:color="FFFFFF" w:sz="0"/>
+          <w:bottom w:val="none" w:color="FFFFFF" w:sz="0"/>
+          <w:right w:val="none" w:color="FFFFFF" w:sz="0"/>
+          <w:insideH w:val="none" w:color="FFFFFF" w:sz="0"/>
+          <w:insideV w:val="none" w:color="FFFFFF" w:sz="0"/>
         </w:tblBorders>
       </w:tblPr>
       <w:tblGrid>
-        <w:gridCol w:w="100"/>
+        <w:gridCol w:w="11440"/>
       </w:tblGrid>
       <w:tr>
         <w:trPr>
@@ -512,6 +519,13 @@
         </w:trPr>
         <w:tc>
           <w:tcPr>
+            <w:tcW w:type="dxa" w:w="11440"/>
+            <w:tcBorders>
+              <w:top w:val="none" w:color="FFFFFF" w:sz="0"/>
+              <w:left w:val="none" w:color="FFFFFF" w:sz="0"/>
+              <w:bottom w:val="none" w:color="FFFFFF" w:sz="0"/>
+              <w:right w:val="none" w:color="FFFFFF" w:sz="0"/>
+            </w:tcBorders>
             <w:shd w:fill="A56BF0" w:color="auto" w:val="clear"/>
             <w:tcMar>
               <w:top w:type="dxa" w:w="400"/>
@@ -585,30 +599,30 @@
     </w:p>
     <w:tbl>
       <w:tblPr>
-        <w:tblW w:type="pct" w:w="100%"/>
+        <w:tblW w:type="dxa" w:w="11440"/>
         <w:tblBorders>
-          <w:top w:val="none"/>
-          <w:left w:val="none"/>
-          <w:bottom w:val="none"/>
-          <w:right w:val="none"/>
+          <w:top w:val="none" w:color="FFFFFF" w:sz="0"/>
+          <w:left w:val="none" w:color="FFFFFF" w:sz="0"/>
+          <w:bottom w:val="none" w:color="FFFFFF" w:sz="0"/>
+          <w:right w:val="none" w:color="FFFFFF" w:sz="0"/>
           <w:insideH w:val="none" w:color="FFFFFF" w:sz="0"/>
-          <w:insideV w:val="single" w:color="FFFFFF" w:sz="20"/>
+          <w:insideV w:val="none" w:color="FFFFFF" w:sz="0"/>
         </w:tblBorders>
       </w:tblPr>
       <w:tblGrid>
-        <w:gridCol w:w="3000"/>
-        <w:gridCol w:w="3000"/>
-        <w:gridCol w:w="3000"/>
+        <w:gridCol w:w="3813"/>
+        <w:gridCol w:w="3813"/>
+        <w:gridCol w:w="3814"/>
       </w:tblGrid>
       <w:tr>
         <w:tc>
           <w:tcPr>
-            <w:tcW w:type="pct" w:w="33%"/>
+            <w:tcW w:type="dxa" w:w="3813"/>
             <w:tcBorders>
-              <w:top w:val="none"/>
-              <w:left w:val="none"/>
-              <w:bottom w:val="none"/>
-              <w:right w:val="none"/>
+              <w:top w:val="single" w:color="FFFFFF" w:sz="30"/>
+              <w:left w:val="single" w:color="FFFFFF" w:sz="30"/>
+              <w:bottom w:val="single" w:color="FFFFFF" w:sz="30"/>
+              <w:right w:val="single" w:color="FFFFFF" w:sz="30"/>
             </w:tcBorders>
             <w:shd w:fill="F0EAFB" w:color="auto" w:val="clear"/>
             <w:tcMar>
@@ -675,12 +689,12 @@
         </w:tc>
         <w:tc>
           <w:tcPr>
-            <w:tcW w:type="pct" w:w="33%"/>
+            <w:tcW w:type="dxa" w:w="3813"/>
             <w:tcBorders>
-              <w:top w:val="none"/>
-              <w:left w:val="none"/>
-              <w:bottom w:val="none"/>
-              <w:right w:val="none"/>
+              <w:top w:val="single" w:color="FFFFFF" w:sz="30"/>
+              <w:left w:val="single" w:color="FFFFFF" w:sz="30"/>
+              <w:bottom w:val="single" w:color="FFFFFF" w:sz="30"/>
+              <w:right w:val="single" w:color="FFFFFF" w:sz="30"/>
             </w:tcBorders>
             <w:shd w:fill="E8F1FF" w:color="auto" w:val="clear"/>
             <w:tcMar>
@@ -747,12 +761,12 @@
         </w:tc>
         <w:tc>
           <w:tcPr>
-            <w:tcW w:type="pct" w:w="33%"/>
+            <w:tcW w:type="dxa" w:w="3814"/>
             <w:tcBorders>
-              <w:top w:val="none"/>
-              <w:left w:val="none"/>
-              <w:bottom w:val="none"/>
-              <w:right w:val="none"/>
+              <w:top w:val="single" w:color="FFFFFF" w:sz="30"/>
+              <w:left w:val="single" w:color="FFFFFF" w:sz="30"/>
+              <w:bottom w:val="single" w:color="FFFFFF" w:sz="30"/>
+              <w:right w:val="single" w:color="FFFFFF" w:sz="30"/>
             </w:tcBorders>
             <w:shd w:fill="F5F5F8" w:color="auto" w:val="clear"/>
             <w:tcMar>
@@ -989,24 +1003,24 @@
     </w:p>
     <w:tbl>
       <w:tblPr>
-        <w:tblW w:type="pct" w:w="100%"/>
+        <w:tblW w:type="dxa" w:w="11440"/>
         <w:tblBorders>
-          <w:top w:val="none"/>
-          <w:left w:val="none"/>
-          <w:bottom w:val="none"/>
-          <w:right w:val="none"/>
-          <w:insideH w:val="none"/>
-          <w:insideV w:val="none"/>
+          <w:top w:val="none" w:color="FFFFFF" w:sz="0"/>
+          <w:left w:val="none" w:color="FFFFFF" w:sz="0"/>
+          <w:bottom w:val="none" w:color="FFFFFF" w:sz="0"/>
+          <w:right w:val="none" w:color="FFFFFF" w:sz="0"/>
+          <w:insideH w:val="none" w:color="FFFFFF" w:sz="0"/>
+          <w:insideV w:val="none" w:color="FFFFFF" w:sz="0"/>
         </w:tblBorders>
       </w:tblPr>
       <w:tblGrid>
-        <w:gridCol w:w="4500"/>
-        <w:gridCol w:w="5500"/>
+        <w:gridCol w:w="5148"/>
+        <w:gridCol w:w="6292"/>
       </w:tblGrid>
       <w:tr>
         <w:tc>
           <w:tcPr>
-            <w:tcW w:type="pct" w:w="45%"/>
+            <w:tcW w:type="dxa" w:w="5148"/>
             <w:tcBorders>
               <w:top w:val="none"/>
               <w:left w:val="none"/>
@@ -1162,7 +1176,7 @@
         </w:tc>
         <w:tc>
           <w:tcPr>
-            <w:tcW w:type="pct" w:w="55%"/>
+            <w:tcW w:type="dxa" w:w="6292"/>
             <w:tcBorders>
               <w:top w:val="none"/>
               <w:left w:val="none"/>
@@ -1430,18 +1444,18 @@
     </w:p>
     <w:tbl>
       <w:tblPr>
-        <w:tblW w:type="pct" w:w="100%"/>
+        <w:tblW w:type="dxa" w:w="11440"/>
         <w:tblBorders>
-          <w:top w:val="none" w:color="111116" w:sz="0"/>
-          <w:left w:val="none" w:color="111116" w:sz="0"/>
-          <w:bottom w:val="none" w:color="111116" w:sz="0"/>
-          <w:right w:val="none" w:color="111116" w:sz="0"/>
-          <w:insideH w:val="none" w:color="111116" w:sz="0"/>
-          <w:insideV w:val="none" w:color="111116" w:sz="0"/>
+          <w:top w:val="none" w:color="FFFFFF" w:sz="0"/>
+          <w:left w:val="none" w:color="FFFFFF" w:sz="0"/>
+          <w:bottom w:val="none" w:color="FFFFFF" w:sz="0"/>
+          <w:right w:val="none" w:color="FFFFFF" w:sz="0"/>
+          <w:insideH w:val="none" w:color="FFFFFF" w:sz="0"/>
+          <w:insideV w:val="none" w:color="FFFFFF" w:sz="0"/>
         </w:tblBorders>
       </w:tblPr>
       <w:tblGrid>
-        <w:gridCol w:w="100"/>
+        <w:gridCol w:w="11440"/>
       </w:tblGrid>
       <w:tr>
         <w:trPr>
@@ -1449,6 +1463,13 @@
         </w:trPr>
         <w:tc>
           <w:tcPr>
+            <w:tcW w:type="dxa" w:w="11440"/>
+            <w:tcBorders>
+              <w:top w:val="none" w:color="FFFFFF" w:sz="0"/>
+              <w:left w:val="none" w:color="FFFFFF" w:sz="0"/>
+              <w:bottom w:val="none" w:color="FFFFFF" w:sz="0"/>
+              <w:right w:val="none" w:color="FFFFFF" w:sz="0"/>
+            </w:tcBorders>
             <w:shd w:fill="111116" w:color="auto" w:val="clear"/>
             <w:tcMar>
               <w:top w:type="dxa" w:w="400"/>
@@ -1783,18 +1804,18 @@
     </w:p>
     <w:tbl>
       <w:tblPr>
-        <w:tblW w:type="pct" w:w="100%"/>
+        <w:tblW w:type="dxa" w:w="11440"/>
         <w:tblBorders>
-          <w:top w:val="none" w:color="5A9BFF" w:sz="0"/>
-          <w:left w:val="none" w:color="5A9BFF" w:sz="0"/>
-          <w:bottom w:val="none" w:color="5A9BFF" w:sz="0"/>
-          <w:right w:val="none" w:color="5A9BFF" w:sz="0"/>
-          <w:insideH w:val="none" w:color="5A9BFF" w:sz="0"/>
-          <w:insideV w:val="none" w:color="5A9BFF" w:sz="0"/>
+          <w:top w:val="none" w:color="FFFFFF" w:sz="0"/>
+          <w:left w:val="none" w:color="FFFFFF" w:sz="0"/>
+          <w:bottom w:val="none" w:color="FFFFFF" w:sz="0"/>
+          <w:right w:val="none" w:color="FFFFFF" w:sz="0"/>
+          <w:insideH w:val="none" w:color="FFFFFF" w:sz="0"/>
+          <w:insideV w:val="none" w:color="FFFFFF" w:sz="0"/>
         </w:tblBorders>
       </w:tblPr>
       <w:tblGrid>
-        <w:gridCol w:w="100"/>
+        <w:gridCol w:w="11440"/>
       </w:tblGrid>
       <w:tr>
         <w:trPr>
@@ -1802,6 +1823,13 @@
         </w:trPr>
         <w:tc>
           <w:tcPr>
+            <w:tcW w:type="dxa" w:w="11440"/>
+            <w:tcBorders>
+              <w:top w:val="none" w:color="FFFFFF" w:sz="0"/>
+              <w:left w:val="none" w:color="FFFFFF" w:sz="0"/>
+              <w:bottom w:val="none" w:color="FFFFFF" w:sz="0"/>
+              <w:right w:val="none" w:color="FFFFFF" w:sz="0"/>
+            </w:tcBorders>
             <w:shd w:fill="5A9BFF" w:color="auto" w:val="clear"/>
             <w:tcMar>
               <w:top w:type="dxa" w:w="400"/>
@@ -1838,18 +1866,18 @@
     </w:p>
     <w:tbl>
       <w:tblPr>
-        <w:tblW w:type="pct" w:w="100%"/>
+        <w:tblW w:type="dxa" w:w="11440"/>
         <w:tblBorders>
-          <w:top w:val="none" w:color="111116" w:sz="0"/>
-          <w:left w:val="none" w:color="111116" w:sz="0"/>
-          <w:bottom w:val="none" w:color="111116" w:sz="0"/>
-          <w:right w:val="none" w:color="111116" w:sz="0"/>
-          <w:insideH w:val="none" w:color="111116" w:sz="0"/>
-          <w:insideV w:val="none" w:color="111116" w:sz="0"/>
+          <w:top w:val="none" w:color="FFFFFF" w:sz="0"/>
+          <w:left w:val="none" w:color="FFFFFF" w:sz="0"/>
+          <w:bottom w:val="none" w:color="FFFFFF" w:sz="0"/>
+          <w:right w:val="none" w:color="FFFFFF" w:sz="0"/>
+          <w:insideH w:val="none" w:color="FFFFFF" w:sz="0"/>
+          <w:insideV w:val="none" w:color="FFFFFF" w:sz="0"/>
         </w:tblBorders>
       </w:tblPr>
       <w:tblGrid>
-        <w:gridCol w:w="100"/>
+        <w:gridCol w:w="11440"/>
       </w:tblGrid>
       <w:tr>
         <w:trPr>
@@ -1857,6 +1885,13 @@
         </w:trPr>
         <w:tc>
           <w:tcPr>
+            <w:tcW w:type="dxa" w:w="11440"/>
+            <w:tcBorders>
+              <w:top w:val="none" w:color="FFFFFF" w:sz="0"/>
+              <w:left w:val="none" w:color="FFFFFF" w:sz="0"/>
+              <w:bottom w:val="none" w:color="FFFFFF" w:sz="0"/>
+              <w:right w:val="none" w:color="FFFFFF" w:sz="0"/>
+            </w:tcBorders>
             <w:shd w:fill="111116" w:color="auto" w:val="clear"/>
             <w:tcMar>
               <w:top w:type="dxa" w:w="400"/>
@@ -1993,31 +2028,31 @@
     </w:p>
     <w:tbl>
       <w:tblPr>
-        <w:tblW w:type="pct" w:w="100%"/>
+        <w:tblW w:type="dxa" w:w="11440"/>
         <w:tblBorders>
-          <w:top w:val="none"/>
-          <w:left w:val="none"/>
-          <w:bottom w:val="none"/>
-          <w:right w:val="none"/>
-          <w:insideH w:val="none"/>
-          <w:insideV w:val="single" w:color="FFFFFF" w:sz="16"/>
+          <w:top w:val="none" w:color="FFFFFF" w:sz="0"/>
+          <w:left w:val="none" w:color="FFFFFF" w:sz="0"/>
+          <w:bottom w:val="none" w:color="FFFFFF" w:sz="0"/>
+          <w:right w:val="none" w:color="FFFFFF" w:sz="0"/>
+          <w:insideH w:val="none" w:color="FFFFFF" w:sz="0"/>
+          <w:insideV w:val="none" w:color="FFFFFF" w:sz="0"/>
         </w:tblBorders>
       </w:tblPr>
       <w:tblGrid>
-        <w:gridCol w:w="2500"/>
-        <w:gridCol w:w="2500"/>
-        <w:gridCol w:w="2500"/>
-        <w:gridCol w:w="2500"/>
+        <w:gridCol w:w="2860"/>
+        <w:gridCol w:w="2860"/>
+        <w:gridCol w:w="2860"/>
+        <w:gridCol w:w="2860"/>
       </w:tblGrid>
       <w:tr>
         <w:tc>
           <w:tcPr>
-            <w:tcW w:type="pct" w:w="25%"/>
+            <w:tcW w:type="dxa" w:w="2860"/>
             <w:tcBorders>
-              <w:top w:val="none"/>
-              <w:left w:val="none"/>
-              <w:bottom w:val="none"/>
-              <w:right w:val="none"/>
+              <w:top w:val="single" w:color="FFFFFF" w:sz="24"/>
+              <w:left w:val="single" w:color="FFFFFF" w:sz="24"/>
+              <w:bottom w:val="single" w:color="FFFFFF" w:sz="24"/>
+              <w:right w:val="single" w:color="FFFFFF" w:sz="24"/>
             </w:tcBorders>
             <w:shd w:fill="E8F1FF" w:color="auto" w:val="clear"/>
             <w:tcMar>
@@ -2084,12 +2119,12 @@
         </w:tc>
         <w:tc>
           <w:tcPr>
-            <w:tcW w:type="pct" w:w="25%"/>
+            <w:tcW w:type="dxa" w:w="2860"/>
             <w:tcBorders>
-              <w:top w:val="none"/>
-              <w:left w:val="none"/>
-              <w:bottom w:val="none"/>
-              <w:right w:val="none"/>
+              <w:top w:val="single" w:color="FFFFFF" w:sz="24"/>
+              <w:left w:val="single" w:color="FFFFFF" w:sz="24"/>
+              <w:bottom w:val="single" w:color="FFFFFF" w:sz="24"/>
+              <w:right w:val="single" w:color="FFFFFF" w:sz="24"/>
             </w:tcBorders>
             <w:shd w:fill="F0EAFB" w:color="auto" w:val="clear"/>
             <w:tcMar>
@@ -2156,12 +2191,12 @@
         </w:tc>
         <w:tc>
           <w:tcPr>
-            <w:tcW w:type="pct" w:w="25%"/>
+            <w:tcW w:type="dxa" w:w="2860"/>
             <w:tcBorders>
-              <w:top w:val="none"/>
-              <w:left w:val="none"/>
-              <w:bottom w:val="none"/>
-              <w:right w:val="none"/>
+              <w:top w:val="single" w:color="FFFFFF" w:sz="24"/>
+              <w:left w:val="single" w:color="FFFFFF" w:sz="24"/>
+              <w:bottom w:val="single" w:color="FFFFFF" w:sz="24"/>
+              <w:right w:val="single" w:color="FFFFFF" w:sz="24"/>
             </w:tcBorders>
             <w:shd w:fill="F5F5F8" w:color="auto" w:val="clear"/>
             <w:tcMar>
@@ -2228,12 +2263,12 @@
         </w:tc>
         <w:tc>
           <w:tcPr>
-            <w:tcW w:type="pct" w:w="25%"/>
+            <w:tcW w:type="dxa" w:w="2860"/>
             <w:tcBorders>
-              <w:top w:val="none"/>
-              <w:left w:val="none"/>
-              <w:bottom w:val="none"/>
-              <w:right w:val="none"/>
+              <w:top w:val="single" w:color="FFFFFF" w:sz="24"/>
+              <w:left w:val="single" w:color="FFFFFF" w:sz="24"/>
+              <w:bottom w:val="single" w:color="FFFFFF" w:sz="24"/>
+              <w:right w:val="single" w:color="FFFFFF" w:sz="24"/>
             </w:tcBorders>
             <w:shd w:fill="F5F5F8" w:color="auto" w:val="clear"/>
             <w:tcMar>
@@ -2326,30 +2361,30 @@
     </w:p>
     <w:tbl>
       <w:tblPr>
-        <w:tblW w:type="pct" w:w="100%"/>
+        <w:tblW w:type="dxa" w:w="11440"/>
         <w:tblBorders>
-          <w:top w:val="none"/>
-          <w:left w:val="none"/>
-          <w:bottom w:val="none"/>
-          <w:right w:val="none"/>
+          <w:top w:val="none" w:color="FFFFFF" w:sz="0"/>
+          <w:left w:val="none" w:color="FFFFFF" w:sz="0"/>
+          <w:bottom w:val="none" w:color="FFFFFF" w:sz="0"/>
+          <w:right w:val="none" w:color="FFFFFF" w:sz="0"/>
           <w:insideH w:val="none" w:color="FFFFFF" w:sz="0"/>
-          <w:insideV w:val="single" w:color="FFFFFF" w:sz="20"/>
+          <w:insideV w:val="none" w:color="FFFFFF" w:sz="0"/>
         </w:tblBorders>
       </w:tblPr>
       <w:tblGrid>
-        <w:gridCol w:w="3000"/>
-        <w:gridCol w:w="3000"/>
-        <w:gridCol w:w="3000"/>
+        <w:gridCol w:w="3813"/>
+        <w:gridCol w:w="3813"/>
+        <w:gridCol w:w="3814"/>
       </w:tblGrid>
       <w:tr>
         <w:tc>
           <w:tcPr>
-            <w:tcW w:type="pct" w:w="33%"/>
+            <w:tcW w:type="dxa" w:w="3813"/>
             <w:tcBorders>
-              <w:top w:val="none"/>
-              <w:left w:val="none"/>
-              <w:bottom w:val="none"/>
-              <w:right w:val="none"/>
+              <w:top w:val="single" w:color="FFFFFF" w:sz="30"/>
+              <w:left w:val="single" w:color="FFFFFF" w:sz="30"/>
+              <w:bottom w:val="single" w:color="FFFFFF" w:sz="30"/>
+              <w:right w:val="single" w:color="FFFFFF" w:sz="30"/>
             </w:tcBorders>
             <w:shd w:fill="E8F1FF" w:color="auto" w:val="clear"/>
             <w:tcMar>
@@ -2415,12 +2450,12 @@
         </w:tc>
         <w:tc>
           <w:tcPr>
-            <w:tcW w:type="pct" w:w="33%"/>
+            <w:tcW w:type="dxa" w:w="3813"/>
             <w:tcBorders>
-              <w:top w:val="none"/>
-              <w:left w:val="none"/>
-              <w:bottom w:val="none"/>
-              <w:right w:val="none"/>
+              <w:top w:val="single" w:color="FFFFFF" w:sz="30"/>
+              <w:left w:val="single" w:color="FFFFFF" w:sz="30"/>
+              <w:bottom w:val="single" w:color="FFFFFF" w:sz="30"/>
+              <w:right w:val="single" w:color="FFFFFF" w:sz="30"/>
             </w:tcBorders>
             <w:shd w:fill="F0EAFB" w:color="auto" w:val="clear"/>
             <w:tcMar>
@@ -2486,12 +2521,12 @@
         </w:tc>
         <w:tc>
           <w:tcPr>
-            <w:tcW w:type="pct" w:w="33%"/>
+            <w:tcW w:type="dxa" w:w="3814"/>
             <w:tcBorders>
-              <w:top w:val="none"/>
-              <w:left w:val="none"/>
-              <w:bottom w:val="none"/>
-              <w:right w:val="none"/>
+              <w:top w:val="single" w:color="FFFFFF" w:sz="30"/>
+              <w:left w:val="single" w:color="FFFFFF" w:sz="30"/>
+              <w:bottom w:val="single" w:color="FFFFFF" w:sz="30"/>
+              <w:right w:val="single" w:color="FFFFFF" w:sz="30"/>
             </w:tcBorders>
             <w:shd w:fill="F5F5F8" w:color="auto" w:val="clear"/>
             <w:tcMar>
@@ -2583,31 +2618,31 @@
     </w:p>
     <w:tbl>
       <w:tblPr>
-        <w:tblW w:type="pct" w:w="100%"/>
+        <w:tblW w:type="dxa" w:w="11440"/>
         <w:tblBorders>
-          <w:top w:val="none"/>
-          <w:left w:val="none"/>
-          <w:bottom w:val="none"/>
-          <w:right w:val="none"/>
-          <w:insideH w:val="none"/>
-          <w:insideV w:val="single" w:color="FFFFFF" w:sz="16"/>
+          <w:top w:val="none" w:color="FFFFFF" w:sz="0"/>
+          <w:left w:val="none" w:color="FFFFFF" w:sz="0"/>
+          <w:bottom w:val="none" w:color="FFFFFF" w:sz="0"/>
+          <w:right w:val="none" w:color="FFFFFF" w:sz="0"/>
+          <w:insideH w:val="none" w:color="FFFFFF" w:sz="0"/>
+          <w:insideV w:val="none" w:color="FFFFFF" w:sz="0"/>
         </w:tblBorders>
       </w:tblPr>
       <w:tblGrid>
-        <w:gridCol w:w="2500"/>
-        <w:gridCol w:w="2500"/>
-        <w:gridCol w:w="2500"/>
-        <w:gridCol w:w="2500"/>
+        <w:gridCol w:w="2860"/>
+        <w:gridCol w:w="2860"/>
+        <w:gridCol w:w="2860"/>
+        <w:gridCol w:w="2860"/>
       </w:tblGrid>
       <w:tr>
         <w:tc>
           <w:tcPr>
-            <w:tcW w:type="pct" w:w="25%"/>
+            <w:tcW w:type="dxa" w:w="2860"/>
             <w:tcBorders>
-              <w:top w:val="none"/>
-              <w:left w:val="none"/>
-              <w:bottom w:val="none"/>
-              <w:right w:val="none"/>
+              <w:top w:val="single" w:color="FFFFFF" w:sz="24"/>
+              <w:left w:val="single" w:color="FFFFFF" w:sz="24"/>
+              <w:bottom w:val="single" w:color="FFFFFF" w:sz="24"/>
+              <w:right w:val="single" w:color="FFFFFF" w:sz="24"/>
             </w:tcBorders>
             <w:shd w:fill="F0EAFB" w:color="auto" w:val="clear"/>
             <w:tcMar>
@@ -2674,12 +2709,12 @@
         </w:tc>
         <w:tc>
           <w:tcPr>
-            <w:tcW w:type="pct" w:w="25%"/>
+            <w:tcW w:type="dxa" w:w="2860"/>
             <w:tcBorders>
-              <w:top w:val="none"/>
-              <w:left w:val="none"/>
-              <w:bottom w:val="none"/>
-              <w:right w:val="none"/>
+              <w:top w:val="single" w:color="FFFFFF" w:sz="24"/>
+              <w:left w:val="single" w:color="FFFFFF" w:sz="24"/>
+              <w:bottom w:val="single" w:color="FFFFFF" w:sz="24"/>
+              <w:right w:val="single" w:color="FFFFFF" w:sz="24"/>
             </w:tcBorders>
             <w:shd w:fill="E8F1FF" w:color="auto" w:val="clear"/>
             <w:tcMar>
@@ -2746,12 +2781,12 @@
         </w:tc>
         <w:tc>
           <w:tcPr>
-            <w:tcW w:type="pct" w:w="25%"/>
+            <w:tcW w:type="dxa" w:w="2860"/>
             <w:tcBorders>
-              <w:top w:val="none"/>
-              <w:left w:val="none"/>
-              <w:bottom w:val="none"/>
-              <w:right w:val="none"/>
+              <w:top w:val="single" w:color="FFFFFF" w:sz="24"/>
+              <w:left w:val="single" w:color="FFFFFF" w:sz="24"/>
+              <w:bottom w:val="single" w:color="FFFFFF" w:sz="24"/>
+              <w:right w:val="single" w:color="FFFFFF" w:sz="24"/>
             </w:tcBorders>
             <w:shd w:fill="F5F5F8" w:color="auto" w:val="clear"/>
             <w:tcMar>
@@ -2818,12 +2853,12 @@
         </w:tc>
         <w:tc>
           <w:tcPr>
-            <w:tcW w:type="pct" w:w="25%"/>
+            <w:tcW w:type="dxa" w:w="2860"/>
             <w:tcBorders>
-              <w:top w:val="none"/>
-              <w:left w:val="none"/>
-              <w:bottom w:val="none"/>
-              <w:right w:val="none"/>
+              <w:top w:val="single" w:color="FFFFFF" w:sz="24"/>
+              <w:left w:val="single" w:color="FFFFFF" w:sz="24"/>
+              <w:bottom w:val="single" w:color="FFFFFF" w:sz="24"/>
+              <w:right w:val="single" w:color="FFFFFF" w:sz="24"/>
             </w:tcBorders>
             <w:shd w:fill="F5F5F8" w:color="auto" w:val="clear"/>
             <w:tcMar>
@@ -2897,18 +2932,18 @@
     </w:p>
     <w:tbl>
       <w:tblPr>
-        <w:tblW w:type="pct" w:w="100%"/>
+        <w:tblW w:type="dxa" w:w="11440"/>
         <w:tblBorders>
-          <w:top w:val="none" w:color="111116" w:sz="0"/>
-          <w:left w:val="none" w:color="111116" w:sz="0"/>
-          <w:bottom w:val="none" w:color="111116" w:sz="0"/>
-          <w:right w:val="none" w:color="111116" w:sz="0"/>
-          <w:insideH w:val="none" w:color="111116" w:sz="0"/>
-          <w:insideV w:val="none" w:color="111116" w:sz="0"/>
+          <w:top w:val="none" w:color="FFFFFF" w:sz="0"/>
+          <w:left w:val="none" w:color="FFFFFF" w:sz="0"/>
+          <w:bottom w:val="none" w:color="FFFFFF" w:sz="0"/>
+          <w:right w:val="none" w:color="FFFFFF" w:sz="0"/>
+          <w:insideH w:val="none" w:color="FFFFFF" w:sz="0"/>
+          <w:insideV w:val="none" w:color="FFFFFF" w:sz="0"/>
         </w:tblBorders>
       </w:tblPr>
       <w:tblGrid>
-        <w:gridCol w:w="100"/>
+        <w:gridCol w:w="11440"/>
       </w:tblGrid>
       <w:tr>
         <w:trPr>
@@ -2916,6 +2951,13 @@
         </w:trPr>
         <w:tc>
           <w:tcPr>
+            <w:tcW w:type="dxa" w:w="11440"/>
+            <w:tcBorders>
+              <w:top w:val="none" w:color="FFFFFF" w:sz="0"/>
+              <w:left w:val="none" w:color="FFFFFF" w:sz="0"/>
+              <w:bottom w:val="none" w:color="FFFFFF" w:sz="0"/>
+              <w:right w:val="none" w:color="FFFFFF" w:sz="0"/>
+            </w:tcBorders>
             <w:shd w:fill="111116" w:color="auto" w:val="clear"/>
             <w:tcMar>
               <w:top w:type="dxa" w:w="400"/>
